--- a/ch12_answers.docx
+++ b/ch12_answers.docx
@@ -4,7 +4,8 @@
   <w:body>
     <w:p>
       <w:pPr>
-        <w:spacing w:after="400"/>
+        <w:spacing w:after="80"/>
+        <w:jc w:val="center"/>
       </w:pPr>
       <w:r>
         <w:rPr>
@@ -14,297 +15,844 @@
           <w:sz w:val="36"/>
           <w:szCs w:val="36"/>
         </w:rPr>
-        <w:t xml:space="preserve">第 12 章 差動及多級放大器 — 習題解答</w:t>
-      </w:r>
-    </w:p>
-    <w:p>
-      <w:pPr>
-        <w:spacing w:after="200"/>
-      </w:pPr>
-      <w:r>
-        <w:rPr>
-          <w:b/>
-          <w:bCs/>
-        </w:rPr>
-        <w:t xml:space="preserve">1. </w:t>
-      </w:r>
-      <w:r>
+        <w:t xml:space="preserve">第 12 章  差動及多級放大器</w:t>
+      </w:r>
+    </w:p>
+    <w:p>
+      <w:pPr>
+        <w:spacing w:after="200"/>
+        <w:jc w:val="center"/>
+      </w:pPr>
+      <w:r>
+        <w:rPr>
+          <w:rFonts w:ascii="Microsoft JhengHei" w:cs="Microsoft JhengHei" w:eastAsia="Microsoft JhengHei" w:hAnsi="Microsoft JhengHei"/>
+          <w:color w:val="888888"/>
+          <w:sz w:val="22"/>
+          <w:szCs w:val="22"/>
+        </w:rPr>
+        <w:t xml:space="preserve">習題解答</w:t>
+      </w:r>
+    </w:p>
+    <w:p>
+      <w:pPr>
+        <w:pBdr>
+          <w:bottom w:val="single" w:color="185CA0" w:sz="4" w:space="8"/>
+        </w:pBdr>
+        <w:spacing w:after="360"/>
+      </w:pPr>
+    </w:p>
+    <w:p>
+      <w:pPr>
+        <w:pBdr>
+          <w:bottom w:val="single" w:color="E0E0E0" w:sz="1" w:space="4"/>
+        </w:pBdr>
+        <w:spacing w:after="100" w:before="280"/>
+      </w:pPr>
+      <w:r>
+        <w:rPr>
+          <w:rFonts w:ascii="Microsoft JhengHei" w:cs="Microsoft JhengHei" w:eastAsia="Microsoft JhengHei" w:hAnsi="Microsoft JhengHei"/>
+          <w:b/>
+          <w:bCs/>
+          <w:color w:val="185CA0"/>
+          <w:sz w:val="24"/>
+          <w:szCs w:val="24"/>
+        </w:rPr>
+        <w:t xml:space="preserve">習題 1</w:t>
+      </w:r>
+    </w:p>
+    <w:p>
+      <w:pPr>
+        <w:spacing w:after="200"/>
+        <w:ind w:left="480"/>
+      </w:pPr>
+      <w:r>
+        <w:rPr>
+          <w:rFonts w:ascii="Microsoft JhengHei" w:cs="Microsoft JhengHei" w:eastAsia="Microsoft JhengHei" w:hAnsi="Microsoft JhengHei"/>
+          <w:sz w:val="22"/>
+          <w:szCs w:val="22"/>
+        </w:rPr>
         <w:t xml:space="preserve">差動放大器只放大差模信號、抑制共模，是運算放大器（OP）的輸入級；CE 放大器為單端，無共模抑制能力。</w:t>
       </w:r>
     </w:p>
     <w:p>
       <w:pPr>
-        <w:spacing w:after="200"/>
-      </w:pPr>
-      <w:r>
-        <w:rPr>
-          <w:b/>
-          <w:bCs/>
-        </w:rPr>
-        <w:t xml:space="preserve">2. </w:t>
-      </w:r>
-      <w:r>
-        <w:t xml:space="preserve">(1) 0.599/0.401 mA；(2) 0.982/0.018 mA；(3) ≈ 1 mA / ≈ 0。Vd 越大，電流越偏向一邊（≥ 100 mV 幾乎全偏）。</w:t>
-      </w:r>
-    </w:p>
-    <w:p>
-      <w:pPr>
-        <w:spacing w:after="200"/>
-      </w:pPr>
-      <w:r>
-        <w:rPr>
-          <w:b/>
-          <w:bCs/>
-        </w:rPr>
-        <w:t xml:space="preserve">3. </w:t>
-      </w:r>
-      <w:r>
-        <w:t xml:space="preserve">Gm = 0.01 S（10 mA/V）、Ad = −200、Rin = 10 kΩ。</w:t>
-      </w:r>
-    </w:p>
-    <w:p>
-      <w:pPr>
-        <w:spacing w:after="200"/>
-      </w:pPr>
-      <w:r>
-        <w:rPr>
-          <w:b/>
-          <w:bCs/>
-        </w:rPr>
-        <w:t xml:space="preserve">4. </w:t>
-      </w:r>
-      <w:r>
-        <w:t xml:space="preserve">以單端差動增益 ∓100 乘上 Vd 即得。(1) Vo1 = −1 sinω1t V，Vo2 = +1 sinω1t V。(2) Vo1 = −1 sinω1t + 0.5 sinω2t V，Vo2 = +1 sinω1t − 0.5 sinω2t V。</w:t>
-      </w:r>
-    </w:p>
-    <w:p>
-      <w:pPr>
-        <w:spacing w:after="200"/>
-      </w:pPr>
-      <w:r>
-        <w:rPr>
-          <w:b/>
-          <w:bCs/>
-        </w:rPr>
-        <w:t xml:space="preserve">5. </w:t>
-      </w:r>
-      <w:r>
-        <w:t xml:space="preserve">Acm = −5×10⁻⁶，CMRR = 8×10⁷（約 158 dB）。</w:t>
-      </w:r>
-    </w:p>
-    <w:p>
-      <w:pPr>
-        <w:spacing w:after="200"/>
-      </w:pPr>
-      <w:r>
-        <w:rPr>
-          <w:b/>
-          <w:bCs/>
-        </w:rPr>
-        <w:t xml:space="preserve">6. </w:t>
-      </w:r>
-      <w:r>
-        <w:t xml:space="preserve">(1) Io = 1.108 mA；(2) Ro = 180.5 kΩ；(3) ΔIo = 27.7 µA。</w:t>
-      </w:r>
-    </w:p>
-    <w:p>
-      <w:pPr>
-        <w:spacing w:after="200"/>
-      </w:pPr>
-      <w:r>
-        <w:rPr>
-          <w:b/>
-          <w:bCs/>
-        </w:rPr>
-        <w:t xml:space="preserve">7. </w:t>
-      </w:r>
-      <w:r>
-        <w:t xml:space="preserve">Io = 1.776 mA、Ro = 56.3 kΩ、ΔIo = 88.8 µA。</w:t>
-      </w:r>
-    </w:p>
-    <w:p>
-      <w:pPr>
-        <w:spacing w:after="200"/>
-      </w:pPr>
-      <w:r>
-        <w:rPr>
-          <w:b/>
-          <w:bCs/>
-        </w:rPr>
-        <w:t xml:space="preserve">8. </w:t>
-      </w:r>
-      <w:r>
-        <w:t xml:space="preserve">(1) Io ≈ 1.06 mA；(2) Ro ≈ 9.43 MΩ；(3) ΔIo ≈ 0.53 µA——較基本鏡穩定極多。</w:t>
-      </w:r>
-    </w:p>
-    <w:p>
-      <w:pPr>
-        <w:spacing w:after="200"/>
-      </w:pPr>
-      <w:r>
-        <w:rPr>
-          <w:b/>
-          <w:bCs/>
-        </w:rPr>
-        <w:t xml:space="preserve">9. </w:t>
-      </w:r>
-      <w:r>
-        <w:t xml:space="preserve">Io ≈ 1.7 mA、Ro ≈ 8.82 MΩ、ΔIo ≈ 0.57 µA。</w:t>
-      </w:r>
-    </w:p>
-    <w:p>
-      <w:pPr>
-        <w:spacing w:after="200"/>
-      </w:pPr>
-      <w:r>
-        <w:rPr>
-          <w:b/>
-          <w:bCs/>
-        </w:rPr>
-        <w:t xml:space="preserve">10. </w:t>
-      </w:r>
-      <w:r>
-        <w:t xml:space="preserve">Rref = 9.3 kΩ，RE ≈ 34.5 kΩ。</w:t>
-      </w:r>
-    </w:p>
-    <w:p>
-      <w:pPr>
-        <w:spacing w:after="200"/>
-      </w:pPr>
-      <w:r>
-        <w:rPr>
-          <w:b/>
-          <w:bCs/>
-        </w:rPr>
-        <w:t xml:space="preserve">11. </w:t>
-      </w:r>
-      <w:r>
-        <w:t xml:space="preserve">Rref = 5.65 kΩ，RE ≈ 13.2 kΩ。</w:t>
-      </w:r>
-    </w:p>
-    <w:p>
-      <w:pPr>
-        <w:spacing w:after="200"/>
-      </w:pPr>
-      <w:r>
-        <w:rPr>
-          <w:b/>
-          <w:bCs/>
-        </w:rPr>
-        <w:t xml:space="preserve">12. </w:t>
-      </w:r>
-      <w:r>
-        <w:t xml:space="preserve">(2) 開路增益 A = 4000。</w:t>
-      </w:r>
-    </w:p>
-    <w:p>
-      <w:pPr>
-        <w:spacing w:after="200"/>
-      </w:pPr>
-      <w:r>
-        <w:rPr>
-          <w:b/>
-          <w:bCs/>
-        </w:rPr>
-        <w:t xml:space="preserve">13. </w:t>
-      </w:r>
-      <w:r>
-        <w:t xml:space="preserve">Vo ≈ 2.67 sinωt V。</w:t>
-      </w:r>
-    </w:p>
-    <w:p>
-      <w:pPr>
-        <w:spacing w:after="200"/>
-      </w:pPr>
-      <w:r>
-        <w:rPr>
-          <w:b/>
-          <w:bCs/>
-        </w:rPr>
-        <w:t xml:space="preserve">14. </w:t>
-      </w:r>
-      <w:r>
-        <w:t xml:space="preserve">(1) Gm = 0.707 mA/V、Ad = −7.07；(2) Gm = 1.414 mA/V、Ad = −19.8。</w:t>
-      </w:r>
-    </w:p>
-    <w:p>
-      <w:pPr>
-        <w:spacing w:after="200"/>
-      </w:pPr>
-      <w:r>
-        <w:rPr>
-          <w:b/>
-          <w:bCs/>
-        </w:rPr>
-        <w:t xml:space="preserve">15. </w:t>
-      </w:r>
-      <w:r>
-        <w:t xml:space="preserve">Rref ≈ 2.59 kΩ。</w:t>
-      </w:r>
-    </w:p>
-    <w:p>
-      <w:pPr>
-        <w:spacing w:after="200"/>
-      </w:pPr>
-      <w:r>
-        <w:rPr>
-          <w:b/>
-          <w:bCs/>
-        </w:rPr>
-        <w:t xml:space="preserve">16. </w:t>
-      </w:r>
-      <w:r>
-        <w:t xml:space="preserve">(1) Rref = 6 kΩ；(2) Ro ≈ 20 MΩ；(3) ΔIo ≈ 0.1 µA。</w:t>
-      </w:r>
-    </w:p>
-    <w:p>
-      <w:pPr>
-        <w:spacing w:after="200"/>
-      </w:pPr>
-      <w:r>
-        <w:rPr>
-          <w:b/>
-          <w:bCs/>
-        </w:rPr>
-        <w:t xml:space="preserve">17. </w:t>
-      </w:r>
-      <w:r>
-        <w:t xml:space="preserve">Ad ≈ 12.9。</w:t>
-      </w:r>
-    </w:p>
-    <w:p>
-      <w:pPr>
-        <w:spacing w:after="200"/>
-      </w:pPr>
-      <w:r>
-        <w:rPr>
-          <w:b/>
-          <w:bCs/>
-        </w:rPr>
-        <w:t xml:space="preserve">18. </w:t>
-      </w:r>
-      <w:r>
-        <w:t xml:space="preserve">Vo1 ≈ −86.6 mV、Vo2 ≈ 16.98 V、Vo ≈ 9.55 V（皆 × sinωt）。</w:t>
-      </w:r>
-    </w:p>
-    <w:p>
-      <w:pPr>
-        <w:spacing w:after="200"/>
-      </w:pPr>
-      <w:r>
-        <w:rPr>
-          <w:b/>
-          <w:bCs/>
-        </w:rPr>
-        <w:t xml:space="preserve">19. </w:t>
-      </w:r>
-      <w:r>
-        <w:t xml:space="preserve">取 RE ≤ 61.5 Ω（例如 RE = 56 Ω），即可在 ±4 V 擺幅下避免 Q 截止。</w:t>
+        <w:pBdr>
+          <w:bottom w:val="single" w:color="E0E0E0" w:sz="1" w:space="4"/>
+        </w:pBdr>
+        <w:spacing w:after="100" w:before="280"/>
+      </w:pPr>
+      <w:r>
+        <w:rPr>
+          <w:rFonts w:ascii="Microsoft JhengHei" w:cs="Microsoft JhengHei" w:eastAsia="Microsoft JhengHei" w:hAnsi="Microsoft JhengHei"/>
+          <w:b/>
+          <w:bCs/>
+          <w:color w:val="185CA0"/>
+          <w:sz w:val="24"/>
+          <w:szCs w:val="24"/>
+        </w:rPr>
+        <w:t xml:space="preserve">習題 2</w:t>
+      </w:r>
+    </w:p>
+    <w:p>
+      <w:pPr>
+        <w:spacing w:after="40"/>
+        <w:ind w:left="480"/>
+      </w:pPr>
+      <w:r>
+        <w:rPr>
+          <w:rFonts w:ascii="Microsoft JhengHei" w:cs="Microsoft JhengHei" w:eastAsia="Microsoft JhengHei" w:hAnsi="Microsoft JhengHei"/>
+          <w:sz w:val="22"/>
+          <w:szCs w:val="22"/>
+        </w:rPr>
+        <w:t xml:space="preserve">(1) 0.599 / 0.401 mA</w:t>
+      </w:r>
+    </w:p>
+    <w:p>
+      <w:pPr>
+        <w:spacing w:after="40"/>
+        <w:ind w:left="480"/>
+      </w:pPr>
+      <w:r>
+        <w:rPr>
+          <w:rFonts w:ascii="Microsoft JhengHei" w:cs="Microsoft JhengHei" w:eastAsia="Microsoft JhengHei" w:hAnsi="Microsoft JhengHei"/>
+          <w:sz w:val="22"/>
+          <w:szCs w:val="22"/>
+        </w:rPr>
+        <w:t xml:space="preserve">(2) 0.982 / 0.018 mA</w:t>
+      </w:r>
+    </w:p>
+    <w:p>
+      <w:pPr>
+        <w:spacing w:after="40"/>
+        <w:ind w:left="480"/>
+      </w:pPr>
+      <w:r>
+        <w:rPr>
+          <w:rFonts w:ascii="Microsoft JhengHei" w:cs="Microsoft JhengHei" w:eastAsia="Microsoft JhengHei" w:hAnsi="Microsoft JhengHei"/>
+          <w:sz w:val="22"/>
+          <w:szCs w:val="22"/>
+        </w:rPr>
+        <w:t xml:space="preserve">(3) ≈ 1 mA / ≈ 0</w:t>
+      </w:r>
+    </w:p>
+    <w:p>
+      <w:pPr>
+        <w:spacing w:after="200"/>
+        <w:ind w:left="480"/>
+      </w:pPr>
+      <w:r>
+        <w:rPr>
+          <w:rFonts w:ascii="Microsoft JhengHei" w:cs="Microsoft JhengHei" w:eastAsia="Microsoft JhengHei" w:hAnsi="Microsoft JhengHei"/>
+          <w:sz w:val="22"/>
+          <w:szCs w:val="22"/>
+        </w:rPr>
+        <w:t xml:space="preserve">Vd 越大，電流越偏向一邊（≥ 100 mV 幾乎全偏）。</w:t>
+      </w:r>
+    </w:p>
+    <w:p>
+      <w:pPr>
+        <w:pBdr>
+          <w:bottom w:val="single" w:color="E0E0E0" w:sz="1" w:space="4"/>
+        </w:pBdr>
+        <w:spacing w:after="100" w:before="280"/>
+      </w:pPr>
+      <w:r>
+        <w:rPr>
+          <w:rFonts w:ascii="Microsoft JhengHei" w:cs="Microsoft JhengHei" w:eastAsia="Microsoft JhengHei" w:hAnsi="Microsoft JhengHei"/>
+          <w:b/>
+          <w:bCs/>
+          <w:color w:val="185CA0"/>
+          <w:sz w:val="24"/>
+          <w:szCs w:val="24"/>
+        </w:rPr>
+        <w:t xml:space="preserve">習題 3</w:t>
+      </w:r>
+    </w:p>
+    <w:p>
+      <w:pPr>
+        <w:spacing w:after="200"/>
+        <w:ind w:left="480"/>
+      </w:pPr>
+      <w:r>
+        <w:rPr>
+          <w:rFonts w:ascii="Microsoft JhengHei" w:cs="Microsoft JhengHei" w:eastAsia="Microsoft JhengHei" w:hAnsi="Microsoft JhengHei"/>
+          <w:sz w:val="22"/>
+          <w:szCs w:val="22"/>
+        </w:rPr>
+        <w:t xml:space="preserve">Gm = 0.01 S（10 mA/V），Ad = −200，Rin = 10 kΩ</w:t>
+      </w:r>
+    </w:p>
+    <w:p>
+      <w:pPr>
+        <w:pBdr>
+          <w:bottom w:val="single" w:color="E0E0E0" w:sz="1" w:space="4"/>
+        </w:pBdr>
+        <w:spacing w:after="100" w:before="280"/>
+      </w:pPr>
+      <w:r>
+        <w:rPr>
+          <w:rFonts w:ascii="Microsoft JhengHei" w:cs="Microsoft JhengHei" w:eastAsia="Microsoft JhengHei" w:hAnsi="Microsoft JhengHei"/>
+          <w:b/>
+          <w:bCs/>
+          <w:color w:val="185CA0"/>
+          <w:sz w:val="24"/>
+          <w:szCs w:val="24"/>
+        </w:rPr>
+        <w:t xml:space="preserve">習題 4</w:t>
+      </w:r>
+    </w:p>
+    <w:p>
+      <w:pPr>
+        <w:spacing w:after="40"/>
+        <w:ind w:left="480"/>
+      </w:pPr>
+      <w:r>
+        <w:rPr>
+          <w:rFonts w:ascii="Microsoft JhengHei" w:cs="Microsoft JhengHei" w:eastAsia="Microsoft JhengHei" w:hAnsi="Microsoft JhengHei"/>
+          <w:sz w:val="22"/>
+          <w:szCs w:val="22"/>
+        </w:rPr>
+        <w:t xml:space="preserve">(1) Vo1 = −1 sinω1t V，Vo2 = +1 sinω1t V</w:t>
+      </w:r>
+    </w:p>
+    <w:p>
+      <w:pPr>
+        <w:spacing w:after="40"/>
+        <w:ind w:left="480"/>
+      </w:pPr>
+      <w:r>
+        <w:rPr>
+          <w:rFonts w:ascii="Microsoft JhengHei" w:cs="Microsoft JhengHei" w:eastAsia="Microsoft JhengHei" w:hAnsi="Microsoft JhengHei"/>
+          <w:sz w:val="22"/>
+          <w:szCs w:val="22"/>
+        </w:rPr>
+        <w:t xml:space="preserve">(2) Vo1 = −1 sinω1t + 0.5 sinω2t V</w:t>
+      </w:r>
+    </w:p>
+    <w:p>
+      <w:pPr>
+        <w:spacing w:after="200"/>
+        <w:ind w:left="480"/>
+      </w:pPr>
+      <w:r>
+        <w:rPr>
+          <w:rFonts w:ascii="Microsoft JhengHei" w:cs="Microsoft JhengHei" w:eastAsia="Microsoft JhengHei" w:hAnsi="Microsoft JhengHei"/>
+          <w:sz w:val="22"/>
+          <w:szCs w:val="22"/>
+        </w:rPr>
+        <w:t xml:space="preserve">    Vo2 = +1 sinω1t − 0.5 sinω2t V</w:t>
+      </w:r>
+    </w:p>
+    <w:p>
+      <w:pPr>
+        <w:pBdr>
+          <w:bottom w:val="single" w:color="E0E0E0" w:sz="1" w:space="4"/>
+        </w:pBdr>
+        <w:spacing w:after="100" w:before="280"/>
+      </w:pPr>
+      <w:r>
+        <w:rPr>
+          <w:rFonts w:ascii="Microsoft JhengHei" w:cs="Microsoft JhengHei" w:eastAsia="Microsoft JhengHei" w:hAnsi="Microsoft JhengHei"/>
+          <w:b/>
+          <w:bCs/>
+          <w:color w:val="185CA0"/>
+          <w:sz w:val="24"/>
+          <w:szCs w:val="24"/>
+        </w:rPr>
+        <w:t xml:space="preserve">習題 5</w:t>
+      </w:r>
+    </w:p>
+    <w:p>
+      <w:pPr>
+        <w:spacing w:after="200"/>
+        <w:ind w:left="480"/>
+      </w:pPr>
+      <w:r>
+        <w:rPr>
+          <w:rFonts w:ascii="Microsoft JhengHei" w:cs="Microsoft JhengHei" w:eastAsia="Microsoft JhengHei" w:hAnsi="Microsoft JhengHei"/>
+          <w:sz w:val="22"/>
+          <w:szCs w:val="22"/>
+        </w:rPr>
+        <w:t xml:space="preserve">Acm = −5×10⁻⁶，CMRR = 8×10⁷（約 158 dB）</w:t>
+      </w:r>
+    </w:p>
+    <w:p>
+      <w:pPr>
+        <w:pBdr>
+          <w:bottom w:val="single" w:color="E0E0E0" w:sz="1" w:space="4"/>
+        </w:pBdr>
+        <w:spacing w:after="100" w:before="280"/>
+      </w:pPr>
+      <w:r>
+        <w:rPr>
+          <w:rFonts w:ascii="Microsoft JhengHei" w:cs="Microsoft JhengHei" w:eastAsia="Microsoft JhengHei" w:hAnsi="Microsoft JhengHei"/>
+          <w:b/>
+          <w:bCs/>
+          <w:color w:val="185CA0"/>
+          <w:sz w:val="24"/>
+          <w:szCs w:val="24"/>
+        </w:rPr>
+        <w:t xml:space="preserve">習題 6</w:t>
+      </w:r>
+    </w:p>
+    <w:p>
+      <w:pPr>
+        <w:spacing w:after="40"/>
+        <w:ind w:left="480"/>
+      </w:pPr>
+      <w:r>
+        <w:rPr>
+          <w:rFonts w:ascii="Microsoft JhengHei" w:cs="Microsoft JhengHei" w:eastAsia="Microsoft JhengHei" w:hAnsi="Microsoft JhengHei"/>
+          <w:sz w:val="22"/>
+          <w:szCs w:val="22"/>
+        </w:rPr>
+        <w:t xml:space="preserve">(1) Io = 1.108 mA</w:t>
+      </w:r>
+    </w:p>
+    <w:p>
+      <w:pPr>
+        <w:spacing w:after="40"/>
+        <w:ind w:left="480"/>
+      </w:pPr>
+      <w:r>
+        <w:rPr>
+          <w:rFonts w:ascii="Microsoft JhengHei" w:cs="Microsoft JhengHei" w:eastAsia="Microsoft JhengHei" w:hAnsi="Microsoft JhengHei"/>
+          <w:sz w:val="22"/>
+          <w:szCs w:val="22"/>
+        </w:rPr>
+        <w:t xml:space="preserve">(2) Ro = 180.5 kΩ</w:t>
+      </w:r>
+    </w:p>
+    <w:p>
+      <w:pPr>
+        <w:spacing w:after="200"/>
+        <w:ind w:left="480"/>
+      </w:pPr>
+      <w:r>
+        <w:rPr>
+          <w:rFonts w:ascii="Microsoft JhengHei" w:cs="Microsoft JhengHei" w:eastAsia="Microsoft JhengHei" w:hAnsi="Microsoft JhengHei"/>
+          <w:sz w:val="22"/>
+          <w:szCs w:val="22"/>
+        </w:rPr>
+        <w:t xml:space="preserve">(3) ΔIo = 27.7 µA</w:t>
+      </w:r>
+    </w:p>
+    <w:p>
+      <w:pPr>
+        <w:pBdr>
+          <w:bottom w:val="single" w:color="E0E0E0" w:sz="1" w:space="4"/>
+        </w:pBdr>
+        <w:spacing w:after="100" w:before="280"/>
+      </w:pPr>
+      <w:r>
+        <w:rPr>
+          <w:rFonts w:ascii="Microsoft JhengHei" w:cs="Microsoft JhengHei" w:eastAsia="Microsoft JhengHei" w:hAnsi="Microsoft JhengHei"/>
+          <w:b/>
+          <w:bCs/>
+          <w:color w:val="185CA0"/>
+          <w:sz w:val="24"/>
+          <w:szCs w:val="24"/>
+        </w:rPr>
+        <w:t xml:space="preserve">習題 7</w:t>
+      </w:r>
+    </w:p>
+    <w:p>
+      <w:pPr>
+        <w:spacing w:after="200"/>
+        <w:ind w:left="480"/>
+      </w:pPr>
+      <w:r>
+        <w:rPr>
+          <w:rFonts w:ascii="Microsoft JhengHei" w:cs="Microsoft JhengHei" w:eastAsia="Microsoft JhengHei" w:hAnsi="Microsoft JhengHei"/>
+          <w:sz w:val="22"/>
+          <w:szCs w:val="22"/>
+        </w:rPr>
+        <w:t xml:space="preserve">Io = 1.776 mA，Ro = 56.3 kΩ，ΔIo = 88.8 µA</w:t>
+      </w:r>
+    </w:p>
+    <w:p>
+      <w:pPr>
+        <w:pBdr>
+          <w:bottom w:val="single" w:color="E0E0E0" w:sz="1" w:space="4"/>
+        </w:pBdr>
+        <w:spacing w:after="100" w:before="280"/>
+      </w:pPr>
+      <w:r>
+        <w:rPr>
+          <w:rFonts w:ascii="Microsoft JhengHei" w:cs="Microsoft JhengHei" w:eastAsia="Microsoft JhengHei" w:hAnsi="Microsoft JhengHei"/>
+          <w:b/>
+          <w:bCs/>
+          <w:color w:val="185CA0"/>
+          <w:sz w:val="24"/>
+          <w:szCs w:val="24"/>
+        </w:rPr>
+        <w:t xml:space="preserve">習題 8</w:t>
+      </w:r>
+    </w:p>
+    <w:p>
+      <w:pPr>
+        <w:spacing w:after="40"/>
+        <w:ind w:left="480"/>
+      </w:pPr>
+      <w:r>
+        <w:rPr>
+          <w:rFonts w:ascii="Microsoft JhengHei" w:cs="Microsoft JhengHei" w:eastAsia="Microsoft JhengHei" w:hAnsi="Microsoft JhengHei"/>
+          <w:sz w:val="22"/>
+          <w:szCs w:val="22"/>
+        </w:rPr>
+        <w:t xml:space="preserve">(1) Io ≈ 1.06 mA</w:t>
+      </w:r>
+    </w:p>
+    <w:p>
+      <w:pPr>
+        <w:spacing w:after="40"/>
+        <w:ind w:left="480"/>
+      </w:pPr>
+      <w:r>
+        <w:rPr>
+          <w:rFonts w:ascii="Microsoft JhengHei" w:cs="Microsoft JhengHei" w:eastAsia="Microsoft JhengHei" w:hAnsi="Microsoft JhengHei"/>
+          <w:sz w:val="22"/>
+          <w:szCs w:val="22"/>
+        </w:rPr>
+        <w:t xml:space="preserve">(2) Ro ≈ 9.43 MΩ</w:t>
+      </w:r>
+    </w:p>
+    <w:p>
+      <w:pPr>
+        <w:spacing w:after="200"/>
+        <w:ind w:left="480"/>
+      </w:pPr>
+      <w:r>
+        <w:rPr>
+          <w:rFonts w:ascii="Microsoft JhengHei" w:cs="Microsoft JhengHei" w:eastAsia="Microsoft JhengHei" w:hAnsi="Microsoft JhengHei"/>
+          <w:sz w:val="22"/>
+          <w:szCs w:val="22"/>
+        </w:rPr>
+        <w:t xml:space="preserve">(3) ΔIo ≈ 0.53 µA——較基本鏡穩定極多。</w:t>
+      </w:r>
+    </w:p>
+    <w:p>
+      <w:pPr>
+        <w:pBdr>
+          <w:bottom w:val="single" w:color="E0E0E0" w:sz="1" w:space="4"/>
+        </w:pBdr>
+        <w:spacing w:after="100" w:before="280"/>
+      </w:pPr>
+      <w:r>
+        <w:rPr>
+          <w:rFonts w:ascii="Microsoft JhengHei" w:cs="Microsoft JhengHei" w:eastAsia="Microsoft JhengHei" w:hAnsi="Microsoft JhengHei"/>
+          <w:b/>
+          <w:bCs/>
+          <w:color w:val="185CA0"/>
+          <w:sz w:val="24"/>
+          <w:szCs w:val="24"/>
+        </w:rPr>
+        <w:t xml:space="preserve">習題 9</w:t>
+      </w:r>
+    </w:p>
+    <w:p>
+      <w:pPr>
+        <w:spacing w:after="200"/>
+        <w:ind w:left="480"/>
+      </w:pPr>
+      <w:r>
+        <w:rPr>
+          <w:rFonts w:ascii="Microsoft JhengHei" w:cs="Microsoft JhengHei" w:eastAsia="Microsoft JhengHei" w:hAnsi="Microsoft JhengHei"/>
+          <w:sz w:val="22"/>
+          <w:szCs w:val="22"/>
+        </w:rPr>
+        <w:t xml:space="preserve">Io ≈ 1.7 mA，Ro ≈ 8.82 MΩ，ΔIo ≈ 0.57 µA</w:t>
+      </w:r>
+    </w:p>
+    <w:p>
+      <w:pPr>
+        <w:pBdr>
+          <w:bottom w:val="single" w:color="E0E0E0" w:sz="1" w:space="4"/>
+        </w:pBdr>
+        <w:spacing w:after="100" w:before="280"/>
+      </w:pPr>
+      <w:r>
+        <w:rPr>
+          <w:rFonts w:ascii="Microsoft JhengHei" w:cs="Microsoft JhengHei" w:eastAsia="Microsoft JhengHei" w:hAnsi="Microsoft JhengHei"/>
+          <w:b/>
+          <w:bCs/>
+          <w:color w:val="185CA0"/>
+          <w:sz w:val="24"/>
+          <w:szCs w:val="24"/>
+        </w:rPr>
+        <w:t xml:space="preserve">習題 10</w:t>
+      </w:r>
+    </w:p>
+    <w:p>
+      <w:pPr>
+        <w:spacing w:after="200"/>
+        <w:ind w:left="480"/>
+      </w:pPr>
+      <w:r>
+        <w:rPr>
+          <w:rFonts w:ascii="Microsoft JhengHei" w:cs="Microsoft JhengHei" w:eastAsia="Microsoft JhengHei" w:hAnsi="Microsoft JhengHei"/>
+          <w:sz w:val="22"/>
+          <w:szCs w:val="22"/>
+        </w:rPr>
+        <w:t xml:space="preserve">Rref = 9.3 kΩ，RE ≈ 34.5 kΩ</w:t>
+      </w:r>
+    </w:p>
+    <w:p>
+      <w:pPr>
+        <w:pBdr>
+          <w:bottom w:val="single" w:color="E0E0E0" w:sz="1" w:space="4"/>
+        </w:pBdr>
+        <w:spacing w:after="100" w:before="280"/>
+      </w:pPr>
+      <w:r>
+        <w:rPr>
+          <w:rFonts w:ascii="Microsoft JhengHei" w:cs="Microsoft JhengHei" w:eastAsia="Microsoft JhengHei" w:hAnsi="Microsoft JhengHei"/>
+          <w:b/>
+          <w:bCs/>
+          <w:color w:val="185CA0"/>
+          <w:sz w:val="24"/>
+          <w:szCs w:val="24"/>
+        </w:rPr>
+        <w:t xml:space="preserve">習題 11</w:t>
+      </w:r>
+    </w:p>
+    <w:p>
+      <w:pPr>
+        <w:spacing w:after="200"/>
+        <w:ind w:left="480"/>
+      </w:pPr>
+      <w:r>
+        <w:rPr>
+          <w:rFonts w:ascii="Microsoft JhengHei" w:cs="Microsoft JhengHei" w:eastAsia="Microsoft JhengHei" w:hAnsi="Microsoft JhengHei"/>
+          <w:sz w:val="22"/>
+          <w:szCs w:val="22"/>
+        </w:rPr>
+        <w:t xml:space="preserve">Rref = 5.65 kΩ，RE ≈ 13.2 kΩ</w:t>
+      </w:r>
+    </w:p>
+    <w:p>
+      <w:pPr>
+        <w:pBdr>
+          <w:bottom w:val="single" w:color="E0E0E0" w:sz="1" w:space="4"/>
+        </w:pBdr>
+        <w:spacing w:after="100" w:before="280"/>
+      </w:pPr>
+      <w:r>
+        <w:rPr>
+          <w:rFonts w:ascii="Microsoft JhengHei" w:cs="Microsoft JhengHei" w:eastAsia="Microsoft JhengHei" w:hAnsi="Microsoft JhengHei"/>
+          <w:b/>
+          <w:bCs/>
+          <w:color w:val="185CA0"/>
+          <w:sz w:val="24"/>
+          <w:szCs w:val="24"/>
+        </w:rPr>
+        <w:t xml:space="preserve">習題 12</w:t>
+      </w:r>
+    </w:p>
+    <w:p>
+      <w:pPr>
+        <w:spacing w:after="200"/>
+        <w:ind w:left="480"/>
+      </w:pPr>
+      <w:r>
+        <w:rPr>
+          <w:rFonts w:ascii="Microsoft JhengHei" w:cs="Microsoft JhengHei" w:eastAsia="Microsoft JhengHei" w:hAnsi="Microsoft JhengHei"/>
+          <w:sz w:val="22"/>
+          <w:szCs w:val="22"/>
+        </w:rPr>
+        <w:t xml:space="preserve">開路增益 A = 4000</w:t>
+      </w:r>
+    </w:p>
+    <w:p>
+      <w:pPr>
+        <w:pBdr>
+          <w:bottom w:val="single" w:color="E0E0E0" w:sz="1" w:space="4"/>
+        </w:pBdr>
+        <w:spacing w:after="100" w:before="280"/>
+      </w:pPr>
+      <w:r>
+        <w:rPr>
+          <w:rFonts w:ascii="Microsoft JhengHei" w:cs="Microsoft JhengHei" w:eastAsia="Microsoft JhengHei" w:hAnsi="Microsoft JhengHei"/>
+          <w:b/>
+          <w:bCs/>
+          <w:color w:val="185CA0"/>
+          <w:sz w:val="24"/>
+          <w:szCs w:val="24"/>
+        </w:rPr>
+        <w:t xml:space="preserve">習題 13</w:t>
+      </w:r>
+    </w:p>
+    <w:p>
+      <w:pPr>
+        <w:spacing w:after="200"/>
+        <w:ind w:left="480"/>
+      </w:pPr>
+      <w:r>
+        <w:rPr>
+          <w:rFonts w:ascii="Microsoft JhengHei" w:cs="Microsoft JhengHei" w:eastAsia="Microsoft JhengHei" w:hAnsi="Microsoft JhengHei"/>
+          <w:sz w:val="22"/>
+          <w:szCs w:val="22"/>
+        </w:rPr>
+        <w:t xml:space="preserve">Vo ≈ 2.67 sinωt V</w:t>
+      </w:r>
+    </w:p>
+    <w:p>
+      <w:pPr>
+        <w:pBdr>
+          <w:bottom w:val="single" w:color="E0E0E0" w:sz="1" w:space="4"/>
+        </w:pBdr>
+        <w:spacing w:after="100" w:before="280"/>
+      </w:pPr>
+      <w:r>
+        <w:rPr>
+          <w:rFonts w:ascii="Microsoft JhengHei" w:cs="Microsoft JhengHei" w:eastAsia="Microsoft JhengHei" w:hAnsi="Microsoft JhengHei"/>
+          <w:b/>
+          <w:bCs/>
+          <w:color w:val="185CA0"/>
+          <w:sz w:val="24"/>
+          <w:szCs w:val="24"/>
+        </w:rPr>
+        <w:t xml:space="preserve">習題 14</w:t>
+      </w:r>
+    </w:p>
+    <w:p>
+      <w:pPr>
+        <w:spacing w:after="40"/>
+        <w:ind w:left="480"/>
+      </w:pPr>
+      <w:r>
+        <w:rPr>
+          <w:rFonts w:ascii="Microsoft JhengHei" w:cs="Microsoft JhengHei" w:eastAsia="Microsoft JhengHei" w:hAnsi="Microsoft JhengHei"/>
+          <w:sz w:val="22"/>
+          <w:szCs w:val="22"/>
+        </w:rPr>
+        <w:t xml:space="preserve">(1) Gm = 0.707 mA/V，Ad = −7.07</w:t>
+      </w:r>
+    </w:p>
+    <w:p>
+      <w:pPr>
+        <w:spacing w:after="200"/>
+        <w:ind w:left="480"/>
+      </w:pPr>
+      <w:r>
+        <w:rPr>
+          <w:rFonts w:ascii="Microsoft JhengHei" w:cs="Microsoft JhengHei" w:eastAsia="Microsoft JhengHei" w:hAnsi="Microsoft JhengHei"/>
+          <w:sz w:val="22"/>
+          <w:szCs w:val="22"/>
+        </w:rPr>
+        <w:t xml:space="preserve">(2) Gm = 1.414 mA/V，Ad = −19.8</w:t>
+      </w:r>
+    </w:p>
+    <w:p>
+      <w:pPr>
+        <w:pBdr>
+          <w:bottom w:val="single" w:color="E0E0E0" w:sz="1" w:space="4"/>
+        </w:pBdr>
+        <w:spacing w:after="100" w:before="280"/>
+      </w:pPr>
+      <w:r>
+        <w:rPr>
+          <w:rFonts w:ascii="Microsoft JhengHei" w:cs="Microsoft JhengHei" w:eastAsia="Microsoft JhengHei" w:hAnsi="Microsoft JhengHei"/>
+          <w:b/>
+          <w:bCs/>
+          <w:color w:val="185CA0"/>
+          <w:sz w:val="24"/>
+          <w:szCs w:val="24"/>
+        </w:rPr>
+        <w:t xml:space="preserve">習題 15</w:t>
+      </w:r>
+    </w:p>
+    <w:p>
+      <w:pPr>
+        <w:spacing w:after="200"/>
+        <w:ind w:left="480"/>
+      </w:pPr>
+      <w:r>
+        <w:rPr>
+          <w:rFonts w:ascii="Microsoft JhengHei" w:cs="Microsoft JhengHei" w:eastAsia="Microsoft JhengHei" w:hAnsi="Microsoft JhengHei"/>
+          <w:sz w:val="22"/>
+          <w:szCs w:val="22"/>
+        </w:rPr>
+        <w:t xml:space="preserve">Rref ≈ 2.59 kΩ</w:t>
+      </w:r>
+    </w:p>
+    <w:p>
+      <w:pPr>
+        <w:pBdr>
+          <w:bottom w:val="single" w:color="E0E0E0" w:sz="1" w:space="4"/>
+        </w:pBdr>
+        <w:spacing w:after="100" w:before="280"/>
+      </w:pPr>
+      <w:r>
+        <w:rPr>
+          <w:rFonts w:ascii="Microsoft JhengHei" w:cs="Microsoft JhengHei" w:eastAsia="Microsoft JhengHei" w:hAnsi="Microsoft JhengHei"/>
+          <w:b/>
+          <w:bCs/>
+          <w:color w:val="185CA0"/>
+          <w:sz w:val="24"/>
+          <w:szCs w:val="24"/>
+        </w:rPr>
+        <w:t xml:space="preserve">習題 16</w:t>
+      </w:r>
+    </w:p>
+    <w:p>
+      <w:pPr>
+        <w:spacing w:after="40"/>
+        <w:ind w:left="480"/>
+      </w:pPr>
+      <w:r>
+        <w:rPr>
+          <w:rFonts w:ascii="Microsoft JhengHei" w:cs="Microsoft JhengHei" w:eastAsia="Microsoft JhengHei" w:hAnsi="Microsoft JhengHei"/>
+          <w:sz w:val="22"/>
+          <w:szCs w:val="22"/>
+        </w:rPr>
+        <w:t xml:space="preserve">(1) Rref = 6 kΩ</w:t>
+      </w:r>
+    </w:p>
+    <w:p>
+      <w:pPr>
+        <w:spacing w:after="40"/>
+        <w:ind w:left="480"/>
+      </w:pPr>
+      <w:r>
+        <w:rPr>
+          <w:rFonts w:ascii="Microsoft JhengHei" w:cs="Microsoft JhengHei" w:eastAsia="Microsoft JhengHei" w:hAnsi="Microsoft JhengHei"/>
+          <w:sz w:val="22"/>
+          <w:szCs w:val="22"/>
+        </w:rPr>
+        <w:t xml:space="preserve">(2) Ro ≈ 20 MΩ</w:t>
+      </w:r>
+    </w:p>
+    <w:p>
+      <w:pPr>
+        <w:spacing w:after="200"/>
+        <w:ind w:left="480"/>
+      </w:pPr>
+      <w:r>
+        <w:rPr>
+          <w:rFonts w:ascii="Microsoft JhengHei" w:cs="Microsoft JhengHei" w:eastAsia="Microsoft JhengHei" w:hAnsi="Microsoft JhengHei"/>
+          <w:sz w:val="22"/>
+          <w:szCs w:val="22"/>
+        </w:rPr>
+        <w:t xml:space="preserve">(3) ΔIo ≈ 0.1 µA</w:t>
+      </w:r>
+    </w:p>
+    <w:p>
+      <w:pPr>
+        <w:pBdr>
+          <w:bottom w:val="single" w:color="E0E0E0" w:sz="1" w:space="4"/>
+        </w:pBdr>
+        <w:spacing w:after="100" w:before="280"/>
+      </w:pPr>
+      <w:r>
+        <w:rPr>
+          <w:rFonts w:ascii="Microsoft JhengHei" w:cs="Microsoft JhengHei" w:eastAsia="Microsoft JhengHei" w:hAnsi="Microsoft JhengHei"/>
+          <w:b/>
+          <w:bCs/>
+          <w:color w:val="185CA0"/>
+          <w:sz w:val="24"/>
+          <w:szCs w:val="24"/>
+        </w:rPr>
+        <w:t xml:space="preserve">習題 17</w:t>
+      </w:r>
+    </w:p>
+    <w:p>
+      <w:pPr>
+        <w:spacing w:after="200"/>
+        <w:ind w:left="480"/>
+      </w:pPr>
+      <w:r>
+        <w:rPr>
+          <w:rFonts w:ascii="Microsoft JhengHei" w:cs="Microsoft JhengHei" w:eastAsia="Microsoft JhengHei" w:hAnsi="Microsoft JhengHei"/>
+          <w:sz w:val="22"/>
+          <w:szCs w:val="22"/>
+        </w:rPr>
+        <w:t xml:space="preserve">Ad ≈ 12.9</w:t>
+      </w:r>
+    </w:p>
+    <w:p>
+      <w:pPr>
+        <w:pBdr>
+          <w:bottom w:val="single" w:color="E0E0E0" w:sz="1" w:space="4"/>
+        </w:pBdr>
+        <w:spacing w:after="100" w:before="280"/>
+      </w:pPr>
+      <w:r>
+        <w:rPr>
+          <w:rFonts w:ascii="Microsoft JhengHei" w:cs="Microsoft JhengHei" w:eastAsia="Microsoft JhengHei" w:hAnsi="Microsoft JhengHei"/>
+          <w:b/>
+          <w:bCs/>
+          <w:color w:val="185CA0"/>
+          <w:sz w:val="24"/>
+          <w:szCs w:val="24"/>
+        </w:rPr>
+        <w:t xml:space="preserve">習題 18</w:t>
+      </w:r>
+    </w:p>
+    <w:p>
+      <w:pPr>
+        <w:spacing w:after="40"/>
+        <w:ind w:left="480"/>
+      </w:pPr>
+      <w:r>
+        <w:rPr>
+          <w:rFonts w:ascii="Microsoft JhengHei" w:cs="Microsoft JhengHei" w:eastAsia="Microsoft JhengHei" w:hAnsi="Microsoft JhengHei"/>
+          <w:sz w:val="22"/>
+          <w:szCs w:val="22"/>
+        </w:rPr>
+        <w:t xml:space="preserve">Vo1 ≈ −86.6 mV，Vo2 ≈ 16.98 V，Vo ≈ 9.55 V</w:t>
+      </w:r>
+    </w:p>
+    <w:p>
+      <w:pPr>
+        <w:spacing w:after="200"/>
+        <w:ind w:left="480"/>
+      </w:pPr>
+      <w:r>
+        <w:rPr>
+          <w:rFonts w:ascii="Microsoft JhengHei" w:cs="Microsoft JhengHei" w:eastAsia="Microsoft JhengHei" w:hAnsi="Microsoft JhengHei"/>
+          <w:sz w:val="22"/>
+          <w:szCs w:val="22"/>
+        </w:rPr>
+        <w:t xml:space="preserve">（皆 × sinωt）</w:t>
+      </w:r>
+    </w:p>
+    <w:p>
+      <w:pPr>
+        <w:pBdr>
+          <w:bottom w:val="single" w:color="E0E0E0" w:sz="1" w:space="4"/>
+        </w:pBdr>
+        <w:spacing w:after="100" w:before="280"/>
+      </w:pPr>
+      <w:r>
+        <w:rPr>
+          <w:rFonts w:ascii="Microsoft JhengHei" w:cs="Microsoft JhengHei" w:eastAsia="Microsoft JhengHei" w:hAnsi="Microsoft JhengHei"/>
+          <w:b/>
+          <w:bCs/>
+          <w:color w:val="185CA0"/>
+          <w:sz w:val="24"/>
+          <w:szCs w:val="24"/>
+        </w:rPr>
+        <w:t xml:space="preserve">習題 19</w:t>
+      </w:r>
+    </w:p>
+    <w:p>
+      <w:pPr>
+        <w:spacing w:after="200"/>
+        <w:ind w:left="480"/>
+      </w:pPr>
+      <w:r>
+        <w:rPr>
+          <w:rFonts w:ascii="Microsoft JhengHei" w:cs="Microsoft JhengHei" w:eastAsia="Microsoft JhengHei" w:hAnsi="Microsoft JhengHei"/>
+          <w:sz w:val="22"/>
+          <w:szCs w:val="22"/>
+        </w:rPr>
+        <w:t xml:space="preserve">RE ≤ 61.5 Ω（例如 RE = 56 Ω），即可在 ±4 V 擺幅下避免 Q 截止。</w:t>
       </w:r>
     </w:p>
     <w:sectPr>
       <w:pgSz w:w="11906" w:h="16838" w:orient="portrait"/>
-      <w:pgMar w:top="1440" w:right="1440" w:bottom="1440" w:left="1440" w:header="708" w:footer="708" w:gutter="0"/>
+      <w:pgMar w:top="1440" w:right="1260" w:bottom="1440" w:left="1260" w:header="708" w:footer="708" w:gutter="0"/>
       <w:pgNumType/>
       <w:docGrid w:linePitch="360"/>
     </w:sectPr>
@@ -488,13 +1036,7 @@
 <file path=word/styles.xml><?xml version="1.0" encoding="utf-8"?>
 <w:styles xmlns:mc="http://schemas.openxmlformats.org/markup-compatibility/2006" xmlns:r="http://schemas.openxmlformats.org/officeDocument/2006/relationships" xmlns:w="http://schemas.openxmlformats.org/wordprocessingml/2006/main" xmlns:w14="http://schemas.microsoft.com/office/word/2010/wordml" xmlns:w15="http://schemas.microsoft.com/office/word/2012/wordml" mc:Ignorable="w14 w15">
   <w:docDefaults>
-    <w:rPrDefault>
-      <w:rPr>
-        <w:rFonts w:ascii="Microsoft JhengHei" w:cs="Microsoft JhengHei" w:eastAsia="Microsoft JhengHei" w:hAnsi="Microsoft JhengHei"/>
-        <w:sz w:val="24"/>
-        <w:szCs w:val="24"/>
-      </w:rPr>
-    </w:rPrDefault>
+    <w:rPrDefault/>
     <w:pPrDefault/>
   </w:docDefaults>
   <w:style w:type="paragraph" w:styleId="Title">
